--- a/public/chapters/vol10/08-Chương-8-Lời-thề-của-cậu-quyết-tâm-của-cô.docx
+++ b/public/chapters/vol10/08-Chương-8-Lời-thề-của-cậu-quyết-tâm-của-cô.docx
@@ -4,8 +4,7 @@
   <w:body>
     <w:p>
       <w:pPr>
-        <w:pStyle w:val="Heading2"/>
-        <w:spacing w:before="400" w:after="280"/>
+        <w:spacing w:before="360" w:after="280"/>
         <w:jc w:val="center"/>
       </w:pPr>
       <w:r>
@@ -20,47 +19,7 @@
     </w:p>
     <w:p>
       <w:pPr>
-        <w:spacing w:after="280" w:before="280"/>
-        <w:jc w:val="center"/>
-      </w:pPr>
-      <w:r>
-        <w:drawing>
-          <wp:inline xmlns:a="http://schemas.openxmlformats.org/drawingml/2006/main" xmlns:pic="http://schemas.openxmlformats.org/drawingml/2006/picture">
-            <wp:extent cx="5029200" cy="2160773"/>
-            <wp:docPr id="1" name="Picture 1"/>
-            <wp:cNvGraphicFramePr>
-              <a:graphicFrameLocks noChangeAspect="1"/>
-            </wp:cNvGraphicFramePr>
-            <a:graphic>
-              <a:graphicData uri="http://schemas.openxmlformats.org/drawingml/2006/picture">
-                <pic:pic>
-                  <pic:nvPicPr>
-                    <pic:cNvPr id="0" name="image_p160_1.jpeg"/>
-                    <pic:cNvPicPr/>
-                  </pic:nvPicPr>
-                  <pic:blipFill>
-                    <a:blip r:embed="rId9"/>
-                    <a:stretch>
-                      <a:fillRect/>
-                    </a:stretch>
-                  </pic:blipFill>
-                  <pic:spPr>
-                    <a:xfrm>
-                      <a:off x="0" y="0"/>
-                      <a:ext cx="5029200" cy="2160773"/>
-                    </a:xfrm>
-                    <a:prstGeom prst="rect"/>
-                  </pic:spPr>
-                </pic:pic>
-              </a:graphicData>
-            </a:graphic>
-          </wp:inline>
-        </w:drawing>
-      </w:r>
-    </w:p>
-    <w:p>
-      <w:pPr>
-        <w:spacing w:line="300" w:lineRule="auto" w:after="120"/>
+        <w:spacing w:before="0" w:after="120" w:line="276" w:lineRule="auto"/>
       </w:pPr>
       <w:r>
         <w:rPr>
@@ -73,7 +32,7 @@
     </w:p>
     <w:p>
       <w:pPr>
-        <w:spacing w:line="300" w:lineRule="auto" w:after="120"/>
+        <w:spacing w:before="0" w:after="120" w:line="276" w:lineRule="auto"/>
       </w:pPr>
       <w:r>
         <w:rPr>
@@ -86,7 +45,7 @@
     </w:p>
     <w:p>
       <w:pPr>
-        <w:spacing w:line="300" w:lineRule="auto" w:after="120"/>
+        <w:spacing w:before="0" w:after="120" w:line="276" w:lineRule="auto"/>
       </w:pPr>
       <w:r>
         <w:rPr>
@@ -99,7 +58,7 @@
     </w:p>
     <w:p>
       <w:pPr>
-        <w:spacing w:line="300" w:lineRule="auto" w:after="120"/>
+        <w:spacing w:before="0" w:after="120" w:line="276" w:lineRule="auto"/>
       </w:pPr>
       <w:r>
         <w:rPr>
@@ -112,7 +71,7 @@
     </w:p>
     <w:p>
       <w:pPr>
-        <w:spacing w:line="300" w:lineRule="auto" w:after="120"/>
+        <w:spacing w:before="0" w:after="120" w:line="276" w:lineRule="auto"/>
       </w:pPr>
       <w:r>
         <w:rPr>
@@ -125,7 +84,7 @@
     </w:p>
     <w:p>
       <w:pPr>
-        <w:spacing w:line="300" w:lineRule="auto" w:after="120"/>
+        <w:spacing w:before="0" w:after="120" w:line="276" w:lineRule="auto"/>
       </w:pPr>
       <w:r>
         <w:rPr>
@@ -138,7 +97,7 @@
     </w:p>
     <w:p>
       <w:pPr>
-        <w:spacing w:line="300" w:lineRule="auto" w:after="120"/>
+        <w:spacing w:before="0" w:after="120" w:line="276" w:lineRule="auto"/>
       </w:pPr>
       <w:r>
         <w:rPr>
@@ -151,7 +110,7 @@
     </w:p>
     <w:p>
       <w:pPr>
-        <w:spacing w:line="300" w:lineRule="auto" w:after="120"/>
+        <w:spacing w:before="0" w:after="120" w:line="276" w:lineRule="auto"/>
       </w:pPr>
       <w:r>
         <w:rPr>
@@ -164,7 +123,7 @@
     </w:p>
     <w:p>
       <w:pPr>
-        <w:spacing w:line="300" w:lineRule="auto" w:after="120"/>
+        <w:spacing w:before="0" w:after="120" w:line="276" w:lineRule="auto"/>
       </w:pPr>
       <w:r>
         <w:rPr>
@@ -177,7 +136,7 @@
     </w:p>
     <w:p>
       <w:pPr>
-        <w:spacing w:line="300" w:lineRule="auto" w:after="120"/>
+        <w:spacing w:before="0" w:after="120" w:line="276" w:lineRule="auto"/>
       </w:pPr>
       <w:r>
         <w:rPr>
@@ -190,7 +149,7 @@
     </w:p>
     <w:p>
       <w:pPr>
-        <w:spacing w:line="300" w:lineRule="auto" w:after="120"/>
+        <w:spacing w:before="0" w:after="120" w:line="276" w:lineRule="auto"/>
       </w:pPr>
       <w:r>
         <w:rPr>
@@ -203,7 +162,7 @@
     </w:p>
     <w:p>
       <w:pPr>
-        <w:spacing w:line="300" w:lineRule="auto" w:after="120"/>
+        <w:spacing w:before="0" w:after="120" w:line="276" w:lineRule="auto"/>
       </w:pPr>
       <w:r>
         <w:rPr>
@@ -216,7 +175,7 @@
     </w:p>
     <w:p>
       <w:pPr>
-        <w:spacing w:line="300" w:lineRule="auto" w:after="120"/>
+        <w:spacing w:before="0" w:after="120" w:line="276" w:lineRule="auto"/>
       </w:pPr>
       <w:r>
         <w:rPr>
@@ -229,7 +188,7 @@
     </w:p>
     <w:p>
       <w:pPr>
-        <w:spacing w:line="300" w:lineRule="auto" w:after="120"/>
+        <w:spacing w:before="0" w:after="120" w:line="276" w:lineRule="auto"/>
       </w:pPr>
       <w:r>
         <w:rPr>
@@ -237,12 +196,12 @@
           <w:color w:val="222222"/>
           <w:sz w:val="24"/>
         </w:rPr>
-        <w:t>“Mày lúc nào cũng nói cái câu đó cả… Về mặt lý tưởng thì tao cũng muốn biếu chú Shuuto một ít nữa cơ, vì chú ấy đã giúp đỡ tao rất nhiều, nhưng tao không biết địa chỉ nhà chú ấy. Mà tự nhiên nhờ mày gửi đồ về thì thấy thô lỗ bất lịch sự quá, mày hiểu không?”</w:t>
+        <w:t>“Mày lúc nào cũng nói cái câu đó cả… Về mặt lý tưởng thì tao cũng muốn biếu bác Shuuto một ít nữa cơ, vì chú ấy đã giúp đỡ tao rất nhiều, nhưng tao không biết địa chỉ nhà chú ấy. Mà tự nhiên nhờ mày gửi đồ về thì thấy thô lỗ bất lịch sự quá, mày hiểu không?”</w:t>
       </w:r>
     </w:p>
     <w:p>
       <w:pPr>
-        <w:spacing w:line="300" w:lineRule="auto" w:after="120"/>
+        <w:spacing w:before="0" w:after="120" w:line="276" w:lineRule="auto"/>
       </w:pPr>
       <w:r>
         <w:rPr>
@@ -255,7 +214,7 @@
     </w:p>
     <w:p>
       <w:pPr>
-        <w:spacing w:line="300" w:lineRule="auto" w:after="120"/>
+        <w:spacing w:before="0" w:after="120" w:line="276" w:lineRule="auto"/>
       </w:pPr>
       <w:r>
         <w:rPr>
@@ -268,7 +227,7 @@
     </w:p>
     <w:p>
       <w:pPr>
-        <w:spacing w:line="300" w:lineRule="auto" w:after="120"/>
+        <w:spacing w:before="0" w:after="120" w:line="276" w:lineRule="auto"/>
       </w:pPr>
       <w:r>
         <w:rPr>
@@ -281,7 +240,7 @@
     </w:p>
     <w:p>
       <w:pPr>
-        <w:spacing w:line="300" w:lineRule="auto" w:after="120"/>
+        <w:spacing w:before="0" w:after="120" w:line="276" w:lineRule="auto"/>
       </w:pPr>
       <w:r>
         <w:rPr>
@@ -294,7 +253,7 @@
     </w:p>
     <w:p>
       <w:pPr>
-        <w:spacing w:line="300" w:lineRule="auto" w:after="120"/>
+        <w:spacing w:before="0" w:after="120" w:line="276" w:lineRule="auto"/>
       </w:pPr>
       <w:r>
         <w:rPr>
@@ -307,7 +266,7 @@
     </w:p>
     <w:p>
       <w:pPr>
-        <w:spacing w:line="300" w:lineRule="auto" w:after="120"/>
+        <w:spacing w:before="0" w:after="120" w:line="276" w:lineRule="auto"/>
       </w:pPr>
       <w:r>
         <w:rPr>
@@ -320,7 +279,7 @@
     </w:p>
     <w:p>
       <w:pPr>
-        <w:spacing w:line="300" w:lineRule="auto" w:after="120"/>
+        <w:spacing w:before="0" w:after="120" w:line="276" w:lineRule="auto"/>
       </w:pPr>
       <w:r>
         <w:rPr>
@@ -333,7 +292,7 @@
     </w:p>
     <w:p>
       <w:pPr>
-        <w:spacing w:line="300" w:lineRule="auto" w:after="120"/>
+        <w:spacing w:before="0" w:after="120" w:line="276" w:lineRule="auto"/>
       </w:pPr>
       <w:r>
         <w:rPr>
@@ -346,7 +305,7 @@
     </w:p>
     <w:p>
       <w:pPr>
-        <w:spacing w:line="300" w:lineRule="auto" w:after="120"/>
+        <w:spacing w:before="0" w:after="120" w:line="276" w:lineRule="auto"/>
       </w:pPr>
       <w:r>
         <w:rPr>
@@ -359,7 +318,7 @@
     </w:p>
     <w:p>
       <w:pPr>
-        <w:spacing w:line="300" w:lineRule="auto" w:after="120"/>
+        <w:spacing w:before="0" w:after="120" w:line="276" w:lineRule="auto"/>
       </w:pPr>
       <w:r>
         <w:rPr>
@@ -372,7 +331,7 @@
     </w:p>
     <w:p>
       <w:pPr>
-        <w:spacing w:line="300" w:lineRule="auto" w:after="120"/>
+        <w:spacing w:before="0" w:after="120" w:line="276" w:lineRule="auto"/>
       </w:pPr>
       <w:r>
         <w:rPr>
@@ -385,7 +344,7 @@
     </w:p>
     <w:p>
       <w:pPr>
-        <w:spacing w:line="300" w:lineRule="auto" w:after="120"/>
+        <w:spacing w:before="0" w:after="120" w:line="276" w:lineRule="auto"/>
       </w:pPr>
       <w:r>
         <w:rPr>
@@ -398,7 +357,7 @@
     </w:p>
     <w:p>
       <w:pPr>
-        <w:spacing w:line="300" w:lineRule="auto" w:after="120"/>
+        <w:spacing w:before="0" w:after="120" w:line="276" w:lineRule="auto"/>
       </w:pPr>
       <w:r>
         <w:rPr>
@@ -411,7 +370,7 @@
     </w:p>
     <w:p>
       <w:pPr>
-        <w:spacing w:line="300" w:lineRule="auto" w:after="120"/>
+        <w:spacing w:before="0" w:after="120" w:line="276" w:lineRule="auto"/>
       </w:pPr>
       <w:r>
         <w:rPr>
@@ -424,7 +383,7 @@
     </w:p>
     <w:p>
       <w:pPr>
-        <w:spacing w:line="300" w:lineRule="auto" w:after="120"/>
+        <w:spacing w:before="0" w:after="120" w:line="276" w:lineRule="auto"/>
       </w:pPr>
       <w:r>
         <w:rPr>
@@ -437,7 +396,7 @@
     </w:p>
     <w:p>
       <w:pPr>
-        <w:spacing w:line="300" w:lineRule="auto" w:after="120"/>
+        <w:spacing w:before="0" w:after="120" w:line="276" w:lineRule="auto"/>
       </w:pPr>
       <w:r>
         <w:rPr>
@@ -445,12 +404,12 @@
           <w:color w:val="222222"/>
           <w:sz w:val="24"/>
         </w:rPr>
-        <w:t>“Chuyện đó cứ quanh quẩn mãi trong đầu tao suốt từ lúc đó đến giờ. Chú Shuuto đã bảo rằng nếu tao muốn ông già chịu lắng nghe, tao phải nỗ lực để khiến ông ấy chịu ngồi xuống và nghe tao nói cho ra nhẽ, đúng không?”</w:t>
+        <w:t>“Chuyện đó cứ quanh quẩn mãi trong đầu tao suốt từ lúc đó đến giờ. Bác Shuuto đã bảo rằng nếu tao muốn ông già chịu lắng nghe, tao phải nỗ lực để khiến ông ấy chịu ngồi xuống và nghe tao nói cho ra nhẽ, đúng không?”</w:t>
       </w:r>
     </w:p>
     <w:p>
       <w:pPr>
-        <w:spacing w:line="300" w:lineRule="auto" w:after="120"/>
+        <w:spacing w:before="0" w:after="120" w:line="276" w:lineRule="auto"/>
       </w:pPr>
       <w:r>
         <w:rPr>
@@ -463,7 +422,7 @@
     </w:p>
     <w:p>
       <w:pPr>
-        <w:spacing w:line="300" w:lineRule="auto" w:after="120"/>
+        <w:spacing w:before="0" w:after="120" w:line="276" w:lineRule="auto"/>
       </w:pPr>
       <w:r>
         <w:rPr>
@@ -476,7 +435,7 @@
     </w:p>
     <w:p>
       <w:pPr>
-        <w:spacing w:line="300" w:lineRule="auto" w:after="120"/>
+        <w:spacing w:before="0" w:after="120" w:line="276" w:lineRule="auto"/>
       </w:pPr>
       <w:r>
         <w:rPr>
@@ -489,7 +448,7 @@
     </w:p>
     <w:p>
       <w:pPr>
-        <w:spacing w:line="300" w:lineRule="auto" w:after="120"/>
+        <w:spacing w:before="0" w:after="120" w:line="276" w:lineRule="auto"/>
       </w:pPr>
       <w:r>
         <w:rPr>
@@ -502,7 +461,7 @@
     </w:p>
     <w:p>
       <w:pPr>
-        <w:spacing w:line="300" w:lineRule="auto" w:after="120"/>
+        <w:spacing w:before="0" w:after="120" w:line="276" w:lineRule="auto"/>
       </w:pPr>
       <w:r>
         <w:rPr>
@@ -515,7 +474,7 @@
     </w:p>
     <w:p>
       <w:pPr>
-        <w:spacing w:line="300" w:lineRule="auto" w:after="120"/>
+        <w:spacing w:before="0" w:after="120" w:line="276" w:lineRule="auto"/>
       </w:pPr>
       <w:r>
         <w:rPr>
@@ -528,7 +487,7 @@
     </w:p>
     <w:p>
       <w:pPr>
-        <w:spacing w:line="300" w:lineRule="auto" w:after="120"/>
+        <w:spacing w:before="0" w:after="120" w:line="276" w:lineRule="auto"/>
       </w:pPr>
       <w:r>
         <w:rPr>
@@ -541,7 +500,7 @@
     </w:p>
     <w:p>
       <w:pPr>
-        <w:spacing w:line="300" w:lineRule="auto" w:after="120"/>
+        <w:spacing w:before="0" w:after="120" w:line="276" w:lineRule="auto"/>
       </w:pPr>
       <w:r>
         <w:rPr>
@@ -554,7 +513,7 @@
     </w:p>
     <w:p>
       <w:pPr>
-        <w:spacing w:line="300" w:lineRule="auto" w:after="120"/>
+        <w:spacing w:before="0" w:after="120" w:line="276" w:lineRule="auto"/>
       </w:pPr>
       <w:r>
         <w:rPr>
@@ -567,7 +526,7 @@
     </w:p>
     <w:p>
       <w:pPr>
-        <w:spacing w:line="300" w:lineRule="auto" w:after="120"/>
+        <w:spacing w:before="0" w:after="120" w:line="276" w:lineRule="auto"/>
       </w:pPr>
       <w:r>
         <w:rPr>
@@ -580,7 +539,7 @@
     </w:p>
     <w:p>
       <w:pPr>
-        <w:spacing w:line="300" w:lineRule="auto" w:after="120"/>
+        <w:spacing w:before="0" w:after="120" w:line="276" w:lineRule="auto"/>
       </w:pPr>
       <w:r>
         <w:rPr>
@@ -593,7 +552,7 @@
     </w:p>
     <w:p>
       <w:pPr>
-        <w:spacing w:line="300" w:lineRule="auto" w:after="120"/>
+        <w:spacing w:before="0" w:after="120" w:line="276" w:lineRule="auto"/>
       </w:pPr>
       <w:r>
         <w:rPr>
@@ -606,7 +565,7 @@
     </w:p>
     <w:p>
       <w:pPr>
-        <w:spacing w:line="300" w:lineRule="auto" w:after="120"/>
+        <w:spacing w:before="0" w:after="120" w:line="276" w:lineRule="auto"/>
       </w:pPr>
       <w:r>
         <w:rPr>
@@ -619,7 +578,7 @@
     </w:p>
     <w:p>
       <w:pPr>
-        <w:spacing w:line="300" w:lineRule="auto" w:after="120"/>
+        <w:spacing w:before="0" w:after="120" w:line="276" w:lineRule="auto"/>
       </w:pPr>
       <w:r>
         <w:rPr>
@@ -632,7 +591,7 @@
     </w:p>
     <w:p>
       <w:pPr>
-        <w:spacing w:line="300" w:lineRule="auto" w:after="120"/>
+        <w:spacing w:before="0" w:after="120" w:line="276" w:lineRule="auto"/>
       </w:pPr>
       <w:r>
         <w:rPr>
@@ -645,7 +604,7 @@
     </w:p>
     <w:p>
       <w:pPr>
-        <w:spacing w:line="300" w:lineRule="auto" w:after="120"/>
+        <w:spacing w:before="0" w:after="120" w:line="276" w:lineRule="auto"/>
       </w:pPr>
       <w:r>
         <w:rPr>
@@ -658,7 +617,7 @@
     </w:p>
     <w:p>
       <w:pPr>
-        <w:spacing w:line="300" w:lineRule="auto" w:after="120"/>
+        <w:spacing w:before="0" w:after="120" w:line="276" w:lineRule="auto"/>
       </w:pPr>
       <w:r>
         <w:rPr>
@@ -671,7 +630,7 @@
     </w:p>
     <w:p>
       <w:pPr>
-        <w:spacing w:line="300" w:lineRule="auto" w:after="120"/>
+        <w:spacing w:before="0" w:after="120" w:line="276" w:lineRule="auto"/>
       </w:pPr>
       <w:r>
         <w:rPr>
@@ -684,7 +643,7 @@
     </w:p>
     <w:p>
       <w:pPr>
-        <w:spacing w:line="300" w:lineRule="auto" w:after="120"/>
+        <w:spacing w:before="0" w:after="120" w:line="276" w:lineRule="auto"/>
       </w:pPr>
       <w:r>
         <w:rPr>
@@ -697,7 +656,7 @@
     </w:p>
     <w:p>
       <w:pPr>
-        <w:spacing w:line="300" w:lineRule="auto" w:after="120"/>
+        <w:spacing w:before="0" w:after="120" w:line="276" w:lineRule="auto"/>
       </w:pPr>
       <w:r>
         <w:rPr>
@@ -710,7 +669,7 @@
     </w:p>
     <w:p>
       <w:pPr>
-        <w:spacing w:line="300" w:lineRule="auto" w:after="120"/>
+        <w:spacing w:before="0" w:after="120" w:line="276" w:lineRule="auto"/>
       </w:pPr>
       <w:r>
         <w:rPr>
@@ -723,7 +682,7 @@
     </w:p>
     <w:p>
       <w:pPr>
-        <w:spacing w:line="300" w:lineRule="auto" w:after="120"/>
+        <w:spacing w:before="0" w:after="120" w:line="276" w:lineRule="auto"/>
       </w:pPr>
       <w:r>
         <w:rPr>
@@ -736,7 +695,7 @@
     </w:p>
     <w:p>
       <w:pPr>
-        <w:spacing w:line="300" w:lineRule="auto" w:after="120"/>
+        <w:spacing w:before="0" w:after="120" w:line="276" w:lineRule="auto"/>
       </w:pPr>
       <w:r>
         <w:rPr>
@@ -749,7 +708,7 @@
     </w:p>
     <w:p>
       <w:pPr>
-        <w:spacing w:line="300" w:lineRule="auto" w:after="120"/>
+        <w:spacing w:before="0" w:after="120" w:line="276" w:lineRule="auto"/>
       </w:pPr>
       <w:r>
         <w:rPr>
@@ -762,7 +721,7 @@
     </w:p>
     <w:p>
       <w:pPr>
-        <w:spacing w:line="300" w:lineRule="auto" w:after="120"/>
+        <w:spacing w:before="0" w:after="120" w:line="276" w:lineRule="auto"/>
       </w:pPr>
       <w:r>
         <w:rPr>
@@ -775,7 +734,7 @@
     </w:p>
     <w:p>
       <w:pPr>
-        <w:spacing w:line="300" w:lineRule="auto" w:after="120"/>
+        <w:spacing w:before="0" w:after="120" w:line="276" w:lineRule="auto"/>
       </w:pPr>
       <w:r>
         <w:rPr>
@@ -788,7 +747,7 @@
     </w:p>
     <w:p>
       <w:pPr>
-        <w:spacing w:line="300" w:lineRule="auto" w:after="120"/>
+        <w:spacing w:before="0" w:after="120" w:line="276" w:lineRule="auto"/>
       </w:pPr>
       <w:r>
         <w:rPr>
@@ -801,7 +760,7 @@
     </w:p>
     <w:p>
       <w:pPr>
-        <w:spacing w:line="300" w:lineRule="auto" w:after="120"/>
+        <w:spacing w:before="0" w:after="120" w:line="276" w:lineRule="auto"/>
       </w:pPr>
       <w:r>
         <w:rPr>
@@ -814,7 +773,7 @@
     </w:p>
     <w:p>
       <w:pPr>
-        <w:spacing w:line="300" w:lineRule="auto" w:after="120"/>
+        <w:spacing w:before="0" w:after="120" w:line="276" w:lineRule="auto"/>
       </w:pPr>
       <w:r>
         <w:rPr>
@@ -827,7 +786,7 @@
     </w:p>
     <w:p>
       <w:pPr>
-        <w:spacing w:line="300" w:lineRule="auto" w:after="120"/>
+        <w:spacing w:before="0" w:after="120" w:line="276" w:lineRule="auto"/>
       </w:pPr>
       <w:r>
         <w:rPr>
@@ -840,7 +799,7 @@
     </w:p>
     <w:p>
       <w:pPr>
-        <w:spacing w:line="300" w:lineRule="auto" w:after="120"/>
+        <w:spacing w:before="0" w:after="120" w:line="276" w:lineRule="auto"/>
       </w:pPr>
       <w:r>
         <w:rPr>
@@ -853,7 +812,7 @@
     </w:p>
     <w:p>
       <w:pPr>
-        <w:spacing w:line="300" w:lineRule="auto" w:after="120"/>
+        <w:spacing w:before="0" w:after="120" w:line="276" w:lineRule="auto"/>
       </w:pPr>
       <w:r>
         <w:rPr>
@@ -866,7 +825,7 @@
     </w:p>
     <w:p>
       <w:pPr>
-        <w:spacing w:line="300" w:lineRule="auto" w:after="120"/>
+        <w:spacing w:before="0" w:after="120" w:line="276" w:lineRule="auto"/>
       </w:pPr>
       <w:r>
         <w:rPr>
@@ -879,7 +838,7 @@
     </w:p>
     <w:p>
       <w:pPr>
-        <w:spacing w:line="300" w:lineRule="auto" w:after="120"/>
+        <w:spacing w:before="0" w:after="120" w:line="276" w:lineRule="auto"/>
       </w:pPr>
       <w:r>
         <w:rPr>
@@ -892,7 +851,7 @@
     </w:p>
     <w:p>
       <w:pPr>
-        <w:spacing w:line="300" w:lineRule="auto" w:after="120"/>
+        <w:spacing w:before="0" w:after="120" w:line="276" w:lineRule="auto"/>
       </w:pPr>
       <w:r>
         <w:rPr>
@@ -905,7 +864,7 @@
     </w:p>
     <w:p>
       <w:pPr>
-        <w:spacing w:line="300" w:lineRule="auto" w:after="120"/>
+        <w:spacing w:before="0" w:after="120" w:line="276" w:lineRule="auto"/>
       </w:pPr>
       <w:r>
         <w:rPr>
@@ -918,7 +877,7 @@
     </w:p>
     <w:p>
       <w:pPr>
-        <w:spacing w:line="300" w:lineRule="auto" w:after="120"/>
+        <w:spacing w:before="0" w:after="120" w:line="276" w:lineRule="auto"/>
       </w:pPr>
       <w:r>
         <w:rPr>
@@ -931,7 +890,7 @@
     </w:p>
     <w:p>
       <w:pPr>
-        <w:spacing w:line="300" w:lineRule="auto" w:after="120"/>
+        <w:spacing w:before="0" w:after="120" w:line="276" w:lineRule="auto"/>
       </w:pPr>
       <w:r>
         <w:rPr>
@@ -944,7 +903,7 @@
     </w:p>
     <w:p>
       <w:pPr>
-        <w:spacing w:line="300" w:lineRule="auto" w:after="120"/>
+        <w:spacing w:before="0" w:after="120" w:line="276" w:lineRule="auto"/>
       </w:pPr>
       <w:r>
         <w:rPr>
@@ -957,47 +916,7 @@
     </w:p>
     <w:p>
       <w:pPr>
-        <w:spacing w:after="280" w:before="280"/>
-        <w:jc w:val="center"/>
-      </w:pPr>
-      <w:r>
-        <w:drawing>
-          <wp:inline xmlns:a="http://schemas.openxmlformats.org/drawingml/2006/main" xmlns:pic="http://schemas.openxmlformats.org/drawingml/2006/picture">
-            <wp:extent cx="5029200" cy="7182567"/>
-            <wp:docPr id="2" name="Picture 2"/>
-            <wp:cNvGraphicFramePr>
-              <a:graphicFrameLocks noChangeAspect="1"/>
-            </wp:cNvGraphicFramePr>
-            <a:graphic>
-              <a:graphicData uri="http://schemas.openxmlformats.org/drawingml/2006/picture">
-                <pic:pic>
-                  <pic:nvPicPr>
-                    <pic:cNvPr id="0" name="image_p166_1.jpeg"/>
-                    <pic:cNvPicPr/>
-                  </pic:nvPicPr>
-                  <pic:blipFill>
-                    <a:blip r:embed="rId10"/>
-                    <a:stretch>
-                      <a:fillRect/>
-                    </a:stretch>
-                  </pic:blipFill>
-                  <pic:spPr>
-                    <a:xfrm>
-                      <a:off x="0" y="0"/>
-                      <a:ext cx="5029200" cy="7182567"/>
-                    </a:xfrm>
-                    <a:prstGeom prst="rect"/>
-                  </pic:spPr>
-                </pic:pic>
-              </a:graphicData>
-            </a:graphic>
-          </wp:inline>
-        </w:drawing>
-      </w:r>
-    </w:p>
-    <w:p>
-      <w:pPr>
-        <w:spacing w:line="300" w:lineRule="auto" w:after="120"/>
+        <w:spacing w:before="0" w:after="120" w:line="276" w:lineRule="auto"/>
       </w:pPr>
       <w:r>
         <w:rPr>
@@ -1010,7 +929,7 @@
     </w:p>
     <w:p>
       <w:pPr>
-        <w:spacing w:line="300" w:lineRule="auto" w:after="120"/>
+        <w:spacing w:before="0" w:after="120" w:line="276" w:lineRule="auto"/>
       </w:pPr>
       <w:r>
         <w:rPr>
@@ -1023,7 +942,7 @@
     </w:p>
     <w:p>
       <w:pPr>
-        <w:spacing w:line="300" w:lineRule="auto" w:after="120"/>
+        <w:spacing w:before="0" w:after="120" w:line="276" w:lineRule="auto"/>
       </w:pPr>
       <w:r>
         <w:rPr>
@@ -1036,7 +955,7 @@
     </w:p>
     <w:p>
       <w:pPr>
-        <w:spacing w:line="300" w:lineRule="auto" w:after="120"/>
+        <w:spacing w:before="0" w:after="120" w:line="276" w:lineRule="auto"/>
       </w:pPr>
       <w:r>
         <w:rPr>
@@ -1049,7 +968,7 @@
     </w:p>
     <w:p>
       <w:pPr>
-        <w:spacing w:line="300" w:lineRule="auto" w:after="120"/>
+        <w:spacing w:before="0" w:after="120" w:line="276" w:lineRule="auto"/>
       </w:pPr>
       <w:r>
         <w:rPr>
@@ -1062,7 +981,7 @@
     </w:p>
     <w:p>
       <w:pPr>
-        <w:spacing w:line="300" w:lineRule="auto" w:after="120"/>
+        <w:spacing w:before="0" w:after="120" w:line="276" w:lineRule="auto"/>
       </w:pPr>
       <w:r>
         <w:rPr>
@@ -1075,7 +994,7 @@
     </w:p>
     <w:p>
       <w:pPr>
-        <w:spacing w:line="300" w:lineRule="auto" w:after="120"/>
+        <w:spacing w:before="0" w:after="120" w:line="276" w:lineRule="auto"/>
       </w:pPr>
       <w:r>
         <w:rPr>
@@ -1088,7 +1007,7 @@
     </w:p>
     <w:p>
       <w:pPr>
-        <w:spacing w:line="300" w:lineRule="auto" w:after="120"/>
+        <w:spacing w:before="0" w:after="120" w:line="276" w:lineRule="auto"/>
       </w:pPr>
       <w:r>
         <w:rPr>
@@ -1101,7 +1020,7 @@
     </w:p>
     <w:p>
       <w:pPr>
-        <w:spacing w:line="300" w:lineRule="auto" w:after="120"/>
+        <w:spacing w:before="0" w:after="120" w:line="276" w:lineRule="auto"/>
       </w:pPr>
       <w:r>
         <w:rPr>
@@ -1114,7 +1033,7 @@
     </w:p>
     <w:p>
       <w:pPr>
-        <w:spacing w:line="300" w:lineRule="auto" w:after="120"/>
+        <w:spacing w:before="0" w:after="120" w:line="276" w:lineRule="auto"/>
       </w:pPr>
       <w:r>
         <w:rPr>
@@ -1127,7 +1046,7 @@
     </w:p>
     <w:p>
       <w:pPr>
-        <w:spacing w:line="300" w:lineRule="auto" w:after="120"/>
+        <w:spacing w:before="0" w:after="120" w:line="276" w:lineRule="auto"/>
       </w:pPr>
       <w:r>
         <w:rPr>
@@ -1135,12 +1054,12 @@
           <w:color w:val="222222"/>
           <w:sz w:val="24"/>
         </w:rPr>
-        <w:t>“Dù sao thì, tao sẽ để hai đứa chim cu chúng mày tự mình nói chuyện giải quyết ổn thỏa với nhau nhé,” Amane nói. “Tao cũng chẳng có tư cách gì để lên mặt dạy đời đâu, nhưng mày đang cố tự mình làm quá nhiều thứ một mình rồi đấy. Mày đã trở nên quá giỏi trong việc giả vờ như mọi chuyện đều nằm trong tầm kiểm soát đến mức mày nghĩ sẽ chẳng có ai nhận ra được. Xui cho mày rồi—giờ thì cái kim trong bọc đã lòi ra rồi nhé.”</w:t>
+        <w:t>“Dù sao thì, tao sẽ để hai đứa chim cu chúng bay tự mình nói chuyện giải quyết ổn thỏa với nhau nhé,” Amane nói. “Tao cũng chẳng có tư cách gì để lên mặt dạy đời đâu, nhưng mày đang cố tự mình làm quá nhiều thứ một mình rồi đấy. Mày đã trở nên quá giỏi trong việc giả vờ như mọi chuyện đều nằm trong tầm kiểm soát đến mức mày nghĩ sẽ chẳng có ai nhận ra được. Xui cho mày rồi—giờ thì cái kim trong bọc đã lòi ra rồi nhé.”</w:t>
       </w:r>
     </w:p>
     <w:p>
       <w:pPr>
-        <w:spacing w:line="300" w:lineRule="auto" w:after="120"/>
+        <w:spacing w:before="0" w:after="120" w:line="276" w:lineRule="auto"/>
       </w:pPr>
       <w:r>
         <w:rPr>
@@ -1153,7 +1072,7 @@
     </w:p>
     <w:p>
       <w:pPr>
-        <w:spacing w:line="300" w:lineRule="auto" w:after="120"/>
+        <w:spacing w:before="0" w:after="120" w:line="276" w:lineRule="auto"/>
       </w:pPr>
       <w:r>
         <w:rPr>
@@ -1166,7 +1085,7 @@
     </w:p>
     <w:p>
       <w:pPr>
-        <w:spacing w:line="300" w:lineRule="auto" w:after="120"/>
+        <w:spacing w:before="0" w:after="120" w:line="276" w:lineRule="auto"/>
       </w:pPr>
       <w:r>
         <w:rPr>
@@ -1179,7 +1098,7 @@
     </w:p>
     <w:p>
       <w:pPr>
-        <w:spacing w:line="300" w:lineRule="auto" w:after="120"/>
+        <w:spacing w:before="0" w:after="120" w:line="276" w:lineRule="auto"/>
       </w:pPr>
       <w:r>
         <w:rPr>
@@ -1192,7 +1111,7 @@
     </w:p>
     <w:p>
       <w:pPr>
-        <w:spacing w:line="300" w:lineRule="auto" w:after="120"/>
+        <w:spacing w:before="0" w:after="120" w:line="276" w:lineRule="auto"/>
       </w:pPr>
       <w:r>
         <w:rPr>
@@ -1205,7 +1124,7 @@
     </w:p>
     <w:p>
       <w:pPr>
-        <w:spacing w:line="300" w:lineRule="auto" w:after="120"/>
+        <w:spacing w:before="0" w:after="120" w:line="276" w:lineRule="auto"/>
       </w:pPr>
       <w:r>
         <w:rPr>
@@ -1218,7 +1137,7 @@
     </w:p>
     <w:p>
       <w:pPr>
-        <w:spacing w:line="300" w:lineRule="auto" w:after="120"/>
+        <w:spacing w:before="0" w:after="120" w:line="276" w:lineRule="auto"/>
       </w:pPr>
       <w:r>
         <w:rPr>
@@ -1231,7 +1150,7 @@
     </w:p>
     <w:p>
       <w:pPr>
-        <w:spacing w:line="300" w:lineRule="auto" w:after="120"/>
+        <w:spacing w:before="0" w:after="120" w:line="276" w:lineRule="auto"/>
       </w:pPr>
       <w:r>
         <w:rPr>
@@ -1244,7 +1163,7 @@
     </w:p>
     <w:p>
       <w:pPr>
-        <w:spacing w:line="300" w:lineRule="auto" w:after="120"/>
+        <w:spacing w:before="0" w:after="120" w:line="276" w:lineRule="auto"/>
       </w:pPr>
       <w:r>
         <w:rPr>
@@ -1257,14 +1176,14 @@
     </w:p>
     <w:p>
       <w:pPr>
-        <w:spacing w:before="320" w:after="320"/>
+        <w:spacing w:before="280" w:after="280"/>
         <w:jc w:val="center"/>
       </w:pPr>
       <w:r>
         <w:rPr>
           <w:rFonts w:ascii="Montserrat" w:hAnsi="Montserrat"/>
           <w:b w:val="0"/>
-          <w:color w:val="222222"/>
+          <w:color w:val="333333"/>
           <w:sz w:val="26"/>
         </w:rPr>
         <w:t>✧ ₊ ✦ ₊ ✧</w:t>
@@ -1272,7 +1191,7 @@
     </w:p>
     <w:p>
       <w:pPr>
-        <w:spacing w:line="300" w:lineRule="auto" w:after="120"/>
+        <w:spacing w:before="0" w:after="120" w:line="276" w:lineRule="auto"/>
       </w:pPr>
       <w:r>
         <w:rPr>
@@ -1280,12 +1199,12 @@
           <w:color w:val="222222"/>
           <w:sz w:val="24"/>
         </w:rPr>
-        <w:t>“Tớ thấy hai người họ đã thay đổi rồi đấy ạ.”</w:t>
+        <w:t>“Tớ thấy hai người họ đã thay đổi rồi đấy chứ.”</w:t>
       </w:r>
     </w:p>
     <w:p>
       <w:pPr>
-        <w:spacing w:line="300" w:lineRule="auto" w:after="120"/>
+        <w:spacing w:before="0" w:after="120" w:line="276" w:lineRule="auto"/>
       </w:pPr>
       <w:r>
         <w:rPr>
@@ -1298,7 +1217,7 @@
     </w:p>
     <w:p>
       <w:pPr>
-        <w:spacing w:line="300" w:lineRule="auto" w:after="120"/>
+        <w:spacing w:before="0" w:after="120" w:line="276" w:lineRule="auto"/>
       </w:pPr>
       <w:r>
         <w:rPr>
@@ -1311,7 +1230,7 @@
     </w:p>
     <w:p>
       <w:pPr>
-        <w:spacing w:line="300" w:lineRule="auto" w:after="120"/>
+        <w:spacing w:before="0" w:after="120" w:line="276" w:lineRule="auto"/>
       </w:pPr>
       <w:r>
         <w:rPr>
@@ -1324,7 +1243,7 @@
     </w:p>
     <w:p>
       <w:pPr>
-        <w:spacing w:line="300" w:lineRule="auto" w:after="120"/>
+        <w:spacing w:before="0" w:after="120" w:line="276" w:lineRule="auto"/>
       </w:pPr>
       <w:r>
         <w:rPr>
@@ -1337,7 +1256,7 @@
     </w:p>
     <w:p>
       <w:pPr>
-        <w:spacing w:line="300" w:lineRule="auto" w:after="120"/>
+        <w:spacing w:before="0" w:after="120" w:line="276" w:lineRule="auto"/>
       </w:pPr>
       <w:r>
         <w:rPr>
@@ -1350,7 +1269,7 @@
     </w:p>
     <w:p>
       <w:pPr>
-        <w:spacing w:line="300" w:lineRule="auto" w:after="120"/>
+        <w:spacing w:before="0" w:after="120" w:line="276" w:lineRule="auto"/>
       </w:pPr>
       <w:r>
         <w:rPr>
@@ -1363,7 +1282,7 @@
     </w:p>
     <w:p>
       <w:pPr>
-        <w:spacing w:line="300" w:lineRule="auto" w:after="120"/>
+        <w:spacing w:before="0" w:after="120" w:line="276" w:lineRule="auto"/>
       </w:pPr>
       <w:r>
         <w:rPr>
@@ -1371,12 +1290,12 @@
           <w:color w:val="222222"/>
           <w:sz w:val="24"/>
         </w:rPr>
-        <w:t>“Không hẳn là vậy đâu ạ, nhưng tớ rất hạnh phúc khi Chitose-san đã tìm thấy một mục tiêu rõ ràng cho bản thân… Người ta không thể thực sự học hỏi được điều gì khi học hành một cách nửa vời đối phó được. Và với tư cách là bạn bè của họ, tớ không thể nào hạnh phúc hơn nếu tớ có thể giúp hai người họ ngày càng xích lại gần nhau hơn nữa.”</w:t>
+        <w:t>“Không hẳn là vậy đâu ạ, nhưng tớ rất hạnh phúc khi Chitose đã tìm thấy một mục tiêu rõ ràng cho bản thân… Người ta không thể thực sự học hỏi được điều gì khi học hành một cách nửa vời đối phó được. Và với tư cách là bạn bè của họ, tớ không thể nào hạnh phúc hơn nếu tớ có thể giúp hai người họ ngày càng xích lại gần nhau hơn nữa.”</w:t>
       </w:r>
     </w:p>
     <w:p>
       <w:pPr>
-        <w:spacing w:line="300" w:lineRule="auto" w:after="120"/>
+        <w:spacing w:before="0" w:after="120" w:line="276" w:lineRule="auto"/>
       </w:pPr>
       <w:r>
         <w:rPr>
@@ -1389,7 +1308,7 @@
     </w:p>
     <w:p>
       <w:pPr>
-        <w:spacing w:line="300" w:lineRule="auto" w:after="120"/>
+        <w:spacing w:before="0" w:after="120" w:line="276" w:lineRule="auto"/>
       </w:pPr>
       <w:r>
         <w:rPr>
@@ -1402,7 +1321,7 @@
     </w:p>
     <w:p>
       <w:pPr>
-        <w:spacing w:line="300" w:lineRule="auto" w:after="120"/>
+        <w:spacing w:before="0" w:after="120" w:line="276" w:lineRule="auto"/>
       </w:pPr>
       <w:r>
         <w:rPr>
@@ -1415,7 +1334,7 @@
     </w:p>
     <w:p>
       <w:pPr>
-        <w:spacing w:line="300" w:lineRule="auto" w:after="120"/>
+        <w:spacing w:before="0" w:after="120" w:line="276" w:lineRule="auto"/>
       </w:pPr>
       <w:r>
         <w:rPr>
@@ -1428,7 +1347,7 @@
     </w:p>
     <w:p>
       <w:pPr>
-        <w:spacing w:line="300" w:lineRule="auto" w:after="120"/>
+        <w:spacing w:before="0" w:after="120" w:line="276" w:lineRule="auto"/>
       </w:pPr>
       <w:r>
         <w:rPr>
@@ -1441,7 +1360,7 @@
     </w:p>
     <w:p>
       <w:pPr>
-        <w:spacing w:line="300" w:lineRule="auto" w:after="120"/>
+        <w:spacing w:before="0" w:after="120" w:line="276" w:lineRule="auto"/>
       </w:pPr>
       <w:r>
         <w:rPr>
@@ -1454,7 +1373,7 @@
     </w:p>
     <w:p>
       <w:pPr>
-        <w:spacing w:line="300" w:lineRule="auto" w:after="120"/>
+        <w:spacing w:before="0" w:after="120" w:line="276" w:lineRule="auto"/>
       </w:pPr>
       <w:r>
         <w:rPr>
@@ -1467,7 +1386,7 @@
     </w:p>
     <w:p>
       <w:pPr>
-        <w:spacing w:line="300" w:lineRule="auto" w:after="120"/>
+        <w:spacing w:before="0" w:after="120" w:line="276" w:lineRule="auto"/>
       </w:pPr>
       <w:r>
         <w:rPr>
@@ -1480,7 +1399,7 @@
     </w:p>
     <w:p>
       <w:pPr>
-        <w:spacing w:line="300" w:lineRule="auto" w:after="120"/>
+        <w:spacing w:before="0" w:after="120" w:line="276" w:lineRule="auto"/>
       </w:pPr>
       <w:r>
         <w:rPr>
@@ -1488,12 +1407,12 @@
           <w:color w:val="222222"/>
           <w:sz w:val="24"/>
         </w:rPr>
-        <w:t>“Tớ tin rằng cậu ấy sẽ ổn thôi ạ. Chitose-san thực ra có một cái đầu rất thông minh nhạy bén đấy chứ. Vấn đề trước đây chỉ là cậu ấy không thể chuyển hóa động lực của mình đúng cách mà thôi, nhưng giờ đây, tớ không nghĩ chúng mình cần phải lo lắng về điều đó nữa đâu ạ.”</w:t>
+        <w:t>“Tớ tin rằng cậu ấy sẽ ổn thôi ạ. Chitose thực ra có một cái đầu rất thông minh nhạy bén đấy chứ. Vấn đề trước đây chỉ là cậu ấy không thể chuyển hóa động lực của mình đúng cách mà thôi, nhưng giờ đây, tớ không nghĩ chúng mình cần phải lo lắng về điều đó nữa đâu mà.”</w:t>
       </w:r>
     </w:p>
     <w:p>
       <w:pPr>
-        <w:spacing w:line="300" w:lineRule="auto" w:after="120"/>
+        <w:spacing w:before="0" w:after="120" w:line="276" w:lineRule="auto"/>
       </w:pPr>
       <w:r>
         <w:rPr>
@@ -1506,7 +1425,7 @@
     </w:p>
     <w:p>
       <w:pPr>
-        <w:spacing w:line="300" w:lineRule="auto" w:after="120"/>
+        <w:spacing w:before="0" w:after="120" w:line="276" w:lineRule="auto"/>
       </w:pPr>
       <w:r>
         <w:rPr>
@@ -1519,7 +1438,7 @@
     </w:p>
     <w:p>
       <w:pPr>
-        <w:spacing w:line="300" w:lineRule="auto" w:after="120"/>
+        <w:spacing w:before="0" w:after="120" w:line="276" w:lineRule="auto"/>
       </w:pPr>
       <w:r>
         <w:rPr>
@@ -1532,7 +1451,7 @@
     </w:p>
     <w:p>
       <w:pPr>
-        <w:spacing w:line="300" w:lineRule="auto" w:after="120"/>
+        <w:spacing w:before="0" w:after="120" w:line="276" w:lineRule="auto"/>
       </w:pPr>
       <w:r>
         <w:rPr>
@@ -1545,7 +1464,7 @@
     </w:p>
     <w:p>
       <w:pPr>
-        <w:spacing w:line="300" w:lineRule="auto" w:after="120"/>
+        <w:spacing w:before="0" w:after="120" w:line="276" w:lineRule="auto"/>
       </w:pPr>
       <w:r>
         <w:rPr>
@@ -1558,7 +1477,7 @@
     </w:p>
     <w:p>
       <w:pPr>
-        <w:spacing w:line="300" w:lineRule="auto" w:after="120"/>
+        <w:spacing w:before="0" w:after="120" w:line="276" w:lineRule="auto"/>
       </w:pPr>
       <w:r>
         <w:rPr>
@@ -1571,7 +1490,7 @@
     </w:p>
     <w:p>
       <w:pPr>
-        <w:spacing w:line="300" w:lineRule="auto" w:after="120"/>
+        <w:spacing w:before="0" w:after="120" w:line="276" w:lineRule="auto"/>
       </w:pPr>
       <w:r>
         <w:rPr>
@@ -1584,7 +1503,7 @@
     </w:p>
     <w:sectPr>
       <w:pgSz w:w="12240" w:h="15840"/>
-      <w:pgMar w:top="1440" w:right="1800" w:bottom="1440" w:left="1800" w:header="720" w:footer="720" w:gutter="0"/>
+      <w:pgMar w:top="1440" w:right="1440" w:bottom="1440" w:left="1440" w:header="720" w:footer="720" w:gutter="0"/>
       <w:cols w:space="720"/>
       <w:docGrid w:linePitch="360"/>
     </w:sectPr>

--- a/public/chapters/vol10/08-Chương-8-Lời-thề-của-cậu-quyết-tâm-của-cô.docx
+++ b/public/chapters/vol10/08-Chương-8-Lời-thề-của-cậu-quyết-tâm-của-cô.docx
@@ -1264,7 +1264,7 @@
           <w:color w:val="222222"/>
           <w:sz w:val="24"/>
         </w:rPr>
-        <w:t>“Chính xác là như vậy ạ,” Mahiru đồng tình. “Điều đó cũng rất có lợi cho tương lai của hai người họ nữa. Với tư cách là người hướng dẫn, tớ có thể nói rằng việc có một tinh thần tích cực sẽ giúp việc tiếp thu kiến thức trở nên dễ dàng hơn nhiều.”</w:t>
+        <w:t>“Chính xác là như vậy nè,” Mahiru đồng tình. “Điều đó cũng rất có lợi cho tương lai của hai người họ nữa. Với tư cách là người hướng dẫn, tớ có thể nói rằng việc có một tinh thần tích cực sẽ giúp việc tiếp thu kiến thức trở nên dễ dàng hơn nhiều.”</w:t>
       </w:r>
     </w:p>
     <w:p>
@@ -1459,7 +1459,7 @@
           <w:color w:val="222222"/>
           <w:sz w:val="24"/>
         </w:rPr>
-        <w:t>Ngay khi Mahiru vừa ngập ngừng chưa kịp nói hết câu, một tiếng kêu cứu—đúng hơn là một tiếng than khóc thảm thiết—vang lên từ chỗ ngồi của Chitose. Với một nụ cười gượng gạo nhẹ nhàng, Mahiru đứng dậy và bảo: “…Đó lại là một câu chuyện hoàn toàn khác rồi ạ,” rõ ràng là rất vui sướng khi được người khác dựa dẫm tin tưởng.</w:t>
+        <w:t>Ngay khi Mahiru vừa ngập ngừng chưa kịp nói hết câu, một tiếng kêu cứu—đúng hơn là một tiếng than khóc thảm thiết—vang lên từ chỗ ngồi của Chitose. Với một nụ cười gượng gạo nhẹ nhàng, Mahiru đứng dậy và bảo: “…Đó lại là một câu chuyện hoàn toàn khác rồi nha,” rõ ràng là rất vui sướng khi được người khác dựa dẫm tin tưởng.</w:t>
       </w:r>
     </w:p>
     <w:p>
@@ -1485,7 +1485,7 @@
           <w:color w:val="222222"/>
           <w:sz w:val="24"/>
         </w:rPr>
-        <w:t>“Chính xác là như vậy ạ, tất cả đều là nhờ vào sự kiên trì bền bỉ mà thôi.”</w:t>
+        <w:t>“Chính xác là như vậy nè, tất cả đều là nhờ vào sự kiên trì bền bỉ mà thôi.”</w:t>
       </w:r>
     </w:p>
     <w:p>
